--- a/Installation.docx
+++ b/Installation.docx
@@ -227,7 +227,7 @@
           <w:sz w:val="22"/>
           <w:szCs w:val="22"/>
         </w:rPr>
-        <w:t xml:space="preserve"> should work), and three reactants and three products are the current maxima. There is no functionality to add charge. With these rules in mind, you can come up with whatever silly atoms, molecules and reactions you want to. To make a forwards reaction one-way, you can set K to a very high value (e.g. 50 – or to a very low but &gt;0 value for a backwards reaction), and k to a very low value (e.g. 0.001) if needed. Don’t add too many molecules – the collision processing takes forever if there are too many, and I couldn’t find an easy way to fix this. However, a slower framerate will help to simulate more molecules at once.</w:t>
+        <w:t xml:space="preserve"> should work), and three reactants and three products are the current maxima. There is no functionality to add charge. With these rules in mind, you can come up with whatever silly atoms, molecules and reactions you want to. To make a forwards reaction one-way, you can set K to a very high value (e.g. 50), or set it to a very low (but &gt;0) value for a one-way backwards reaction.</w:t>
       </w:r>
     </w:p>
     <w:p>
@@ -309,23 +309,39 @@
           <w:sz w:val="22"/>
           <w:szCs w:val="22"/>
         </w:rPr>
-        <w:t xml:space="preserve"> the Excel file. Run the python code, either by double clicking the file or running via the python interpreter. The simulation window will pop up. Press ‘p’ to pause the simulation. Press the tab key to switch to displaying Lewis structures – use the arrow keys to browse each of the different structures specified in the input folder. Press the tab key again to switch back to the simulation. If the setting to save invalid Lewis structures is enabled, you will see these structures flash up at the start of the simulation, </w:t>
-      </w:r>
-      <w:r>
-        <w:rPr>
-          <w:rFonts w:ascii="Arial" w:hAnsi="Arial"/>
-          <w:sz w:val="22"/>
-          <w:szCs w:val="22"/>
-        </w:rPr>
-        <w:t>and whenever they are produced for the first time</w:t>
-      </w:r>
-      <w:r>
-        <w:rPr>
-          <w:rFonts w:ascii="Arial" w:hAnsi="Arial"/>
-          <w:sz w:val="22"/>
-          <w:szCs w:val="22"/>
-        </w:rPr>
-        <w:t>.</w:t>
+        <w:t xml:space="preserve"> the Excel file. Run the python code, either by double clicking the file or running via the python interpreter. The simulation window will pop up. With the simulation window selected, press ‘p’ to pause the simulation, </w:t>
+      </w:r>
+      <w:r>
+        <w:rPr>
+          <w:rFonts w:ascii="Arial" w:hAnsi="Arial"/>
+          <w:sz w:val="22"/>
+          <w:szCs w:val="22"/>
+        </w:rPr>
+        <w:t>or p</w:t>
+      </w:r>
+      <w:r>
+        <w:rPr>
+          <w:rFonts w:ascii="Arial" w:hAnsi="Arial"/>
+          <w:sz w:val="22"/>
+          <w:szCs w:val="22"/>
+        </w:rPr>
+        <w:t xml:space="preserve">ress the tab key to switch to displaying Lewis structures – use the arrow keys to browse each of the different structures specified in the input folder. Press the tab key again </w:t>
+      </w:r>
+      <w:r>
+        <w:rPr>
+          <w:rFonts w:ascii="Arial" w:hAnsi="Arial"/>
+          <w:sz w:val="22"/>
+          <w:szCs w:val="22"/>
+        </w:rPr>
+        <w:t>(with the simulation window selected)</w:t>
+      </w:r>
+      <w:r>
+        <w:rPr>
+          <w:rFonts w:ascii="Arial" w:hAnsi="Arial"/>
+          <w:sz w:val="22"/>
+          <w:szCs w:val="22"/>
+        </w:rPr>
+        <w:t xml:space="preserve"> to switch back to the simulation. If the setting to save invalid Lewis structures is enabled, you will see these structures flash up at the start of the simulation, and whenever they are produced for the first time. For the graph, the elapsed time at the bottom of the graph may not equal the real elapsed time (due to lag), but it will be consistent with the specified simulation parameters (e.g. the k value specified for the reaction).</w:t>
       </w:r>
     </w:p>
     <w:p>
@@ -343,7 +359,7 @@
           <w:sz w:val="22"/>
           <w:szCs w:val="22"/>
         </w:rPr>
-        <w:t>Close the simulation by pressing the Escape key whilst the simulation window selected (you may need to minimise / close the graph first). The output of “rollingData” will be stored in a “substanceCounts.xlsx” Excel file, to look at the information in each frame of the simulation. Note that only by exiting the simulation as above (pressing the Escape key) will “substanceCounts.xlsx” be updated. You can modify this output if you would like, by adding additional variables to frameEntry (see the code).</w:t>
+        <w:t>Close the simulation by pressing the Escape key whilst the simulation window is selected (you may need to minimise / close the graph first). The output of “rollingData” will be stored in a “substanceCounts.xlsx” Excel file, to look at the information in each frame of the simulation. Note that only by exiting the simulation as above (pressing the Escape key, as opposed to pressing the ‘X’ button on the window) will “substanceCounts.xlsx” be updated. You can modify this output if you would like, by adding additional variables to frameEntry (see the code).</w:t>
       </w:r>
     </w:p>
     <w:p>
@@ -416,7 +432,7 @@
           <w:sz w:val="22"/>
           <w:szCs w:val="22"/>
         </w:rPr>
-        <w:t>, you’ll need to add it to “Inputs.xlsx” (I haven’t included it originally, so as to not conflict with other reactions involving NO</w:t>
+        <w:t>, you’ll need to add it to Inputs.xlsx. I haven’t included it originally, so as to not conflict with other reactions involving NO</w:t>
       </w:r>
       <w:r>
         <w:rPr>
@@ -430,10 +446,83 @@
       <w:r>
         <w:rPr>
           <w:rFonts w:ascii="Arial" w:hAnsi="Arial"/>
-          <w:sz w:val="22"/>
-          <w:szCs w:val="22"/>
-        </w:rPr>
-        <w:t>), and remove the k value from the N + O to NO reaction. See the example below (with the decomposing molecule as the reactant):</w:t>
+          <w:position w:val="0"/>
+          <w:sz w:val="22"/>
+          <w:szCs w:val="22"/>
+          <w:vertAlign w:val="baseline"/>
+        </w:rPr>
+        <w:t xml:space="preserve"> (it is best to temporarily remove all other reactions involving the reactants and products).</w:t>
+      </w:r>
+      <w:r>
+        <w:rPr>
+          <w:rFonts w:ascii="Arial" w:hAnsi="Arial"/>
+          <w:sz w:val="22"/>
+          <w:szCs w:val="22"/>
+        </w:rPr>
+        <w:t xml:space="preserve"> You will want a high K value, to avoid the reverse reaction from occurring, and a very low / zero E</w:t>
+      </w:r>
+      <w:r>
+        <w:rPr>
+          <w:rFonts w:ascii="Arial" w:hAnsi="Arial"/>
+          <w:sz w:val="22"/>
+          <w:szCs w:val="22"/>
+          <w:vertAlign w:val="subscript"/>
+        </w:rPr>
+        <w:t>a</w:t>
+      </w:r>
+      <w:r>
+        <w:rPr>
+          <w:rFonts w:ascii="Arial" w:hAnsi="Arial"/>
+          <w:sz w:val="22"/>
+          <w:szCs w:val="22"/>
+        </w:rPr>
+        <w:t>, so that every collision leads to a reaction (if few collisions lead to a reaction, then it will be more difficult to obtain a linear fit in a given time – you would need to run the simulation for longer). See the example below, with the decomposing molecule as the reactant, and no other reactions with NO</w:t>
+      </w:r>
+      <w:r>
+        <w:rPr>
+          <w:rFonts w:ascii="Arial" w:hAnsi="Arial"/>
+          <w:sz w:val="22"/>
+          <w:szCs w:val="22"/>
+          <w:vertAlign w:val="subscript"/>
+        </w:rPr>
+        <w:t>2</w:t>
+      </w:r>
+      <w:r>
+        <w:rPr>
+          <w:rFonts w:ascii="Arial" w:hAnsi="Arial"/>
+          <w:position w:val="0"/>
+          <w:sz w:val="22"/>
+          <w:szCs w:val="22"/>
+          <w:vertAlign w:val="baseline"/>
+        </w:rPr>
+        <w:t>, NO or O, alongside a low E</w:t>
+      </w:r>
+      <w:r>
+        <w:rPr>
+          <w:rFonts w:ascii="Arial" w:hAnsi="Arial"/>
+          <w:sz w:val="22"/>
+          <w:szCs w:val="22"/>
+          <w:vertAlign w:val="subscript"/>
+        </w:rPr>
+        <w:t>a</w:t>
+      </w:r>
+      <w:r>
+        <w:rPr>
+          <w:rFonts w:ascii="Arial" w:hAnsi="Arial"/>
+          <w:position w:val="0"/>
+          <w:sz w:val="22"/>
+          <w:szCs w:val="22"/>
+          <w:vertAlign w:val="baseline"/>
+        </w:rPr>
+        <w:t xml:space="preserve"> and a high K</w:t>
+      </w:r>
+      <w:r>
+        <w:rPr>
+          <w:rFonts w:ascii="Arial" w:hAnsi="Arial"/>
+          <w:sz w:val="22"/>
+          <w:szCs w:val="22"/>
+        </w:rPr>
+        <w:t>:</w:t>
       </w:r>
     </w:p>
     <w:p>
@@ -446,77 +535,24 @@
         </w:rPr>
       </w:pPr>
       <w:r>
-        <w:rPr/>
-        <mc:AlternateContent>
-          <mc:Choice Requires="wps">
-            <w:drawing>
-              <wp:anchor distT="19050" distB="22225" distL="19050" distR="19050" simplePos="0" relativeHeight="4" behindDoc="0" locked="0" layoutInCell="1" allowOverlap="1" wp14:anchorId="0938ED88">
-                <wp:simplePos x="0" y="0"/>
-                <wp:positionH relativeFrom="column">
-                  <wp:posOffset>571500</wp:posOffset>
-                </wp:positionH>
-                <wp:positionV relativeFrom="paragraph">
-                  <wp:posOffset>897255</wp:posOffset>
-                </wp:positionV>
-                <wp:extent cx="685800" cy="225425"/>
-                <wp:effectExtent l="19050" t="19050" r="19050" b="22225"/>
-                <wp:wrapNone/>
-                <wp:docPr id="1" name="Rectangle 1"/>
-                <a:graphic xmlns:a="http://schemas.openxmlformats.org/drawingml/2006/main">
-                  <a:graphicData uri="http://schemas.microsoft.com/office/word/2010/wordprocessingShape">
-                    <wps:wsp>
-                      <wps:cNvSpPr/>
-                      <wps:spPr>
-                        <a:xfrm>
-                          <a:off x="0" y="0"/>
-                          <a:ext cx="685800" cy="225360"/>
-                        </a:xfrm>
-                        <a:prstGeom prst="rect">
-                          <a:avLst/>
-                        </a:prstGeom>
-                        <a:noFill/>
-                        <a:ln w="38100">
-                          <a:solidFill>
-                            <a:srgbClr val="EE0000"/>
-                          </a:solidFill>
-                        </a:ln>
-                      </wps:spPr>
-                      <wps:style>
-                        <a:lnRef idx="2">
-                          <a:schemeClr val="accent1">
-                            <a:shade val="15000"/>
-                          </a:schemeClr>
-                        </a:lnRef>
-                        <a:fillRef idx="1">
-                          <a:schemeClr val="accent1"/>
-                        </a:fillRef>
-                        <a:effectRef idx="0">
-                          <a:schemeClr val="accent1"/>
-                        </a:effectRef>
-                        <a:fontRef idx="minor"/>
-                      </wps:style>
-                      <wps:bodyPr/>
-                    </wps:wsp>
-                  </a:graphicData>
-                </a:graphic>
-              </wp:anchor>
-            </w:drawing>
-          </mc:Choice>
-          <mc:Fallback>
-            <w:pict>
-              <v:rect id="shape_0" stroked="t" o:allowincell="f" style="position:absolute;margin-left:45pt;margin-top:70.65pt;width:53.95pt;height:17.7pt;mso-wrap-style:none;v-text-anchor:middle" wp14:anchorId="0938ED88">
-                <v:fill o:detectmouseclick="t" on="false"/>
-                <v:stroke color="#ee0000" weight="38160" joinstyle="miter" endcap="flat"/>
-                <w10:wrap type="none"/>
-              </v:rect>
-            </w:pict>
-          </mc:Fallback>
-        </mc:AlternateContent>
+        <w:rPr>
+          <w:rFonts w:ascii="Arial" w:hAnsi="Arial"/>
+          <w:sz w:val="22"/>
+          <w:szCs w:val="22"/>
+        </w:rPr>
         <w:drawing>
-          <wp:inline distT="0" distB="0" distL="0" distR="0">
-            <wp:extent cx="3896995" cy="1120775"/>
+          <wp:anchor distT="0" distB="0" distL="0" distR="0" simplePos="0" relativeHeight="3" behindDoc="0" locked="0" layoutInCell="0" allowOverlap="1">
+            <wp:simplePos x="0" y="0"/>
+            <wp:positionH relativeFrom="column">
+              <wp:posOffset>-7620</wp:posOffset>
+            </wp:positionH>
+            <wp:positionV relativeFrom="paragraph">
+              <wp:posOffset>-48260</wp:posOffset>
+            </wp:positionV>
+            <wp:extent cx="4110990" cy="977265"/>
             <wp:effectExtent l="0" t="0" r="0" b="0"/>
-            <wp:docPr id="2" name="Picture 1"/>
+            <wp:wrapSquare wrapText="largest"/>
+            <wp:docPr id="1" name="Image1"/>
             <wp:cNvGraphicFramePr>
               <a:graphicFrameLocks xmlns:a="http://schemas.openxmlformats.org/drawingml/2006/main" noChangeAspect="1"/>
             </wp:cNvGraphicFramePr>
@@ -524,7 +560,7 @@
               <a:graphicData uri="http://schemas.openxmlformats.org/drawingml/2006/picture">
                 <pic:pic xmlns:pic="http://schemas.openxmlformats.org/drawingml/2006/picture">
                   <pic:nvPicPr>
-                    <pic:cNvPr id="2" name="Picture 1"/>
+                    <pic:cNvPr id="1" name="Image1"/>
                     <pic:cNvPicPr>
                       <a:picLocks noChangeAspect="1" noChangeArrowheads="1"/>
                     </pic:cNvPicPr>
@@ -538,7 +574,7 @@
                   <pic:spPr bwMode="auto">
                     <a:xfrm>
                       <a:off x="0" y="0"/>
-                      <a:ext cx="3896995" cy="1120775"/>
+                      <a:ext cx="4110990" cy="977265"/>
                     </a:xfrm>
                     <a:prstGeom prst="rect">
                       <a:avLst/>
@@ -548,8 +584,59 @@
                 </pic:pic>
               </a:graphicData>
             </a:graphic>
-          </wp:inline>
+          </wp:anchor>
         </w:drawing>
+      </w:r>
+    </w:p>
+    <w:p>
+      <w:pPr>
+        <w:pStyle w:val="Normal"/>
+        <w:rPr>
+          <w:rFonts w:ascii="Arial" w:hAnsi="Arial"/>
+          <w:sz w:val="22"/>
+          <w:szCs w:val="22"/>
+        </w:rPr>
+      </w:pPr>
+      <w:r>
+        <w:rPr>
+          <w:rFonts w:ascii="Arial" w:hAnsi="Arial"/>
+          <w:sz w:val="22"/>
+          <w:szCs w:val="22"/>
+        </w:rPr>
+      </w:r>
+    </w:p>
+    <w:p>
+      <w:pPr>
+        <w:pStyle w:val="Normal"/>
+        <w:rPr>
+          <w:rFonts w:ascii="Arial" w:hAnsi="Arial"/>
+          <w:sz w:val="22"/>
+          <w:szCs w:val="22"/>
+        </w:rPr>
+      </w:pPr>
+      <w:r>
+        <w:rPr>
+          <w:rFonts w:ascii="Arial" w:hAnsi="Arial"/>
+          <w:sz w:val="22"/>
+          <w:szCs w:val="22"/>
+        </w:rPr>
+      </w:r>
+    </w:p>
+    <w:p>
+      <w:pPr>
+        <w:pStyle w:val="Normal"/>
+        <w:rPr>
+          <w:rFonts w:ascii="Arial" w:hAnsi="Arial"/>
+          <w:sz w:val="22"/>
+          <w:szCs w:val="22"/>
+        </w:rPr>
+      </w:pPr>
+      <w:r>
+        <w:rPr>
+          <w:rFonts w:ascii="Arial" w:hAnsi="Arial"/>
+          <w:sz w:val="22"/>
+          <w:szCs w:val="22"/>
+        </w:rPr>
       </w:r>
     </w:p>
     <w:p>
@@ -837,7 +924,7 @@
           <w:sz w:val="22"/>
           <w:szCs w:val="22"/>
         </w:rPr>
-        <w:t xml:space="preserve"> is the number of molecules, σ is the collision cross-section of the two molecules, and μ is the reduced mass. Therefore, you can indirectly alter k by changing the temperature and/or the radius of the atoms. An example for NO (as shown in the video) is specified below – here, the positive E</w:t>
+        <w:t xml:space="preserve"> is the number of molecules, σ is the collision cross-section of the two molecules, and μ is the reduced mass. Therefore, you can indirectly alter k by changing the temperature, the radius of the atoms, the size of the simulation, etc. An example for NO (as shown in the video) is specified below – here, the large E</w:t>
       </w:r>
       <w:r>
         <w:rPr>
@@ -871,7 +958,7 @@
           <w:sz w:val="22"/>
           <w:szCs w:val="22"/>
         </w:rPr>
-        <w:t xml:space="preserve"> is 0 (as per the Gibbs energy). </w:t>
+        <w:t xml:space="preserve"> is 0 (as per the Gibbs energy). Remember to stick to the start of the simulation, when the linear fit is the strongest (you can pause the simulation by pressing ‘p’ with the simulation window selected). As with the first-order code, it is best to just have one reaction containing the reactants and products in the ‘Reaction information’ section of Inputs.xlsx.</w:t>
       </w:r>
     </w:p>
     <w:p>
@@ -889,7 +976,7 @@
           <wp:inline distT="0" distB="0" distL="0" distR="0">
             <wp:extent cx="1633220" cy="1701800"/>
             <wp:effectExtent l="0" t="0" r="0" b="0"/>
-            <wp:docPr id="3" name="Image2"/>
+            <wp:docPr id="2" name="Image2"/>
             <wp:cNvGraphicFramePr>
               <a:graphicFrameLocks xmlns:a="http://schemas.openxmlformats.org/drawingml/2006/main" noChangeAspect="1"/>
             </wp:cNvGraphicFramePr>
@@ -897,7 +984,7 @@
               <a:graphicData uri="http://schemas.openxmlformats.org/drawingml/2006/picture">
                 <pic:pic xmlns:pic="http://schemas.openxmlformats.org/drawingml/2006/picture">
                   <pic:nvPicPr>
-                    <pic:cNvPr id="3" name="Image2"/>
+                    <pic:cNvPr id="2" name="Image2"/>
                     <pic:cNvPicPr>
                       <a:picLocks noChangeAspect="1" noChangeArrowheads="1"/>
                     </pic:cNvPicPr>
@@ -966,8 +1053,10 @@
         <w:spacing w:before="0" w:after="160"/>
         <w:rPr>
           <w:rFonts w:ascii="Arial" w:hAnsi="Arial"/>
-          <w:sz w:val="22"/>
-          <w:szCs w:val="22"/>
+          <w:position w:val="0"/>
+          <w:sz w:val="22"/>
+          <w:szCs w:val="22"/>
+          <w:vertAlign w:val="baseline"/>
         </w:rPr>
       </w:pPr>
       <w:r>
@@ -976,7 +1065,7 @@
           <w:sz w:val="22"/>
           <w:szCs w:val="22"/>
         </w:rPr>
-        <w:t>This code is not changeable using Inputs.xlsx, however I have provided it so that you can understand the procedure I used for generating the plot’s data. The “temperatureOptions” list gives the possible temperatures, and the “for trial in range(20)” loop gives the total number of runs. The reactants and products are given in the reactionInfo list (the K value is set high, e.g. 100, to make the reaction effectively one-way). The number of each substance is given by the substanceGenInfo list (currently, 40 N</w:t>
+        <w:t>This code is specific for N</w:t>
       </w:r>
       <w:r>
         <w:rPr>
@@ -993,7 +1082,7 @@
           <w:sz w:val="22"/>
           <w:szCs w:val="22"/>
         </w:rPr>
-        <w:t xml:space="preserve"> molecules and 40 O</w:t>
+        <w:t xml:space="preserve"> + O</w:t>
       </w:r>
       <w:r>
         <w:rPr>
@@ -1010,7 +1099,609 @@
           <w:sz w:val="22"/>
           <w:szCs w:val="22"/>
         </w:rPr>
-        <w:t xml:space="preserve"> molecules are spawned). The output is saved in the file “k_vs_temp.xlsx”. </w:t>
+        <w:t xml:space="preserve"> → 2NO. An equal number of N</w:t>
+      </w:r>
+      <w:r>
+        <w:rPr>
+          <w:rFonts w:ascii="Arial" w:hAnsi="Arial"/>
+          <w:sz w:val="22"/>
+          <w:szCs w:val="22"/>
+          <w:vertAlign w:val="subscript"/>
+        </w:rPr>
+        <w:t>2</w:t>
+      </w:r>
+      <w:r>
+        <w:rPr>
+          <w:rFonts w:ascii="Arial" w:hAnsi="Arial"/>
+          <w:position w:val="0"/>
+          <w:sz w:val="22"/>
+          <w:szCs w:val="22"/>
+          <w:vertAlign w:val="baseline"/>
+        </w:rPr>
+        <w:t xml:space="preserve"> and O</w:t>
+      </w:r>
+      <w:r>
+        <w:rPr>
+          <w:rFonts w:ascii="Arial" w:hAnsi="Arial"/>
+          <w:sz w:val="22"/>
+          <w:szCs w:val="22"/>
+          <w:vertAlign w:val="subscript"/>
+        </w:rPr>
+        <w:t>2</w:t>
+      </w:r>
+      <w:r>
+        <w:rPr>
+          <w:rFonts w:ascii="Arial" w:hAnsi="Arial"/>
+          <w:position w:val="0"/>
+          <w:sz w:val="22"/>
+          <w:szCs w:val="22"/>
+          <w:vertAlign w:val="baseline"/>
+        </w:rPr>
+        <w:t xml:space="preserve"> molecules are needed</w:t>
+      </w:r>
+      <w:r>
+        <w:rPr>
+          <w:rFonts w:ascii="Arial" w:hAnsi="Arial"/>
+          <w:sz w:val="22"/>
+          <w:szCs w:val="22"/>
+        </w:rPr>
+        <w:t>. The “temperatureOptions” list gives the possible temperatures, and the “for trial in range(20)” loop gives the total number of runs. The output is saved in the file “k_vs_temp.xlsx”, which you can then use to make the Arrhenius plot. For this to work well, a high E</w:t>
+      </w:r>
+      <w:r>
+        <w:rPr>
+          <w:rFonts w:ascii="Arial" w:hAnsi="Arial"/>
+          <w:sz w:val="22"/>
+          <w:szCs w:val="22"/>
+          <w:vertAlign w:val="subscript"/>
+        </w:rPr>
+        <w:t>a</w:t>
+      </w:r>
+      <w:r>
+        <w:rPr>
+          <w:rFonts w:ascii="Arial" w:hAnsi="Arial"/>
+          <w:position w:val="0"/>
+          <w:sz w:val="22"/>
+          <w:szCs w:val="22"/>
+          <w:vertAlign w:val="baseline"/>
+        </w:rPr>
+        <w:t xml:space="preserve"> is needed (so that it is primarily the E</w:t>
+      </w:r>
+      <w:r>
+        <w:rPr>
+          <w:rFonts w:ascii="Arial" w:hAnsi="Arial"/>
+          <w:sz w:val="22"/>
+          <w:szCs w:val="22"/>
+          <w:vertAlign w:val="subscript"/>
+        </w:rPr>
+        <w:t>a</w:t>
+      </w:r>
+      <w:r>
+        <w:rPr>
+          <w:rFonts w:ascii="Arial" w:hAnsi="Arial"/>
+          <w:position w:val="0"/>
+          <w:sz w:val="22"/>
+          <w:szCs w:val="22"/>
+          <w:vertAlign w:val="baseline"/>
+        </w:rPr>
+        <w:t>, rather than the collision frequency, that is determining reaction rate), and as above, you should specify one reaction only, and provide a K value that gives an effectively one-way reaction. An example is below.</w:t>
+      </w:r>
+    </w:p>
+    <w:p>
+      <w:pPr>
+        <w:pStyle w:val="Normal"/>
+        <w:spacing w:before="0" w:after="160"/>
+        <w:rPr>
+          <w:rFonts w:ascii="Arial" w:hAnsi="Arial"/>
+          <w:position w:val="0"/>
+          <w:sz w:val="22"/>
+          <w:szCs w:val="22"/>
+          <w:vertAlign w:val="baseline"/>
+        </w:rPr>
+      </w:pPr>
+      <w:r>
+        <w:rPr>
+          <w:rFonts w:ascii="Arial" w:hAnsi="Arial"/>
+          <w:position w:val="0"/>
+          <w:sz w:val="22"/>
+          <w:szCs w:val="22"/>
+          <w:vertAlign w:val="baseline"/>
+        </w:rPr>
+        <w:drawing>
+          <wp:anchor distT="0" distB="0" distL="0" distR="0" simplePos="0" relativeHeight="4" behindDoc="0" locked="0" layoutInCell="0" allowOverlap="1">
+            <wp:simplePos x="0" y="0"/>
+            <wp:positionH relativeFrom="column">
+              <wp:posOffset>-50165</wp:posOffset>
+            </wp:positionH>
+            <wp:positionV relativeFrom="paragraph">
+              <wp:posOffset>-24130</wp:posOffset>
+            </wp:positionV>
+            <wp:extent cx="2133600" cy="1333500"/>
+            <wp:effectExtent l="0" t="0" r="0" b="0"/>
+            <wp:wrapTopAndBottom/>
+            <wp:docPr id="3" name="Image3"/>
+            <wp:cNvGraphicFramePr>
+              <a:graphicFrameLocks xmlns:a="http://schemas.openxmlformats.org/drawingml/2006/main" noChangeAspect="1"/>
+            </wp:cNvGraphicFramePr>
+            <a:graphic xmlns:a="http://schemas.openxmlformats.org/drawingml/2006/main">
+              <a:graphicData uri="http://schemas.openxmlformats.org/drawingml/2006/picture">
+                <pic:pic xmlns:pic="http://schemas.openxmlformats.org/drawingml/2006/picture">
+                  <pic:nvPicPr>
+                    <pic:cNvPr id="3" name="Image3"/>
+                    <pic:cNvPicPr>
+                      <a:picLocks noChangeAspect="1" noChangeArrowheads="1"/>
+                    </pic:cNvPicPr>
+                  </pic:nvPicPr>
+                  <pic:blipFill>
+                    <a:blip r:embed="rId5"/>
+                    <a:stretch>
+                      <a:fillRect/>
+                    </a:stretch>
+                  </pic:blipFill>
+                  <pic:spPr bwMode="auto">
+                    <a:xfrm>
+                      <a:off x="0" y="0"/>
+                      <a:ext cx="2133600" cy="1333500"/>
+                    </a:xfrm>
+                    <a:prstGeom prst="rect">
+                      <a:avLst/>
+                    </a:prstGeom>
+                    <a:noFill/>
+                  </pic:spPr>
+                </pic:pic>
+              </a:graphicData>
+            </a:graphic>
+          </wp:anchor>
+        </w:drawing>
+      </w:r>
+    </w:p>
+    <w:p>
+      <w:pPr>
+        <w:pStyle w:val="Normal"/>
+        <w:rPr>
+          <w:rFonts w:ascii="Arial" w:hAnsi="Arial"/>
+          <w:b/>
+          <w:bCs/>
+          <w:sz w:val="22"/>
+          <w:szCs w:val="22"/>
+        </w:rPr>
+      </w:pPr>
+      <w:r>
+        <w:rPr>
+          <w:rFonts w:ascii="Arial" w:hAnsi="Arial"/>
+          <w:b/>
+          <w:bCs/>
+          <w:sz w:val="22"/>
+          <w:szCs w:val="22"/>
+        </w:rPr>
+        <w:t>Expected amounts of each species at equilibrium</w:t>
+      </w:r>
+    </w:p>
+    <w:p>
+      <w:pPr>
+        <w:pStyle w:val="Normal"/>
+        <w:spacing w:before="0" w:after="160"/>
+        <w:rPr>
+          <w:rFonts w:ascii="Arial" w:hAnsi="Arial"/>
+          <w:b w:val="false"/>
+          <w:bCs w:val="false"/>
+          <w:position w:val="0"/>
+          <w:sz w:val="22"/>
+          <w:szCs w:val="22"/>
+          <w:vertAlign w:val="baseline"/>
+        </w:rPr>
+      </w:pPr>
+      <w:r>
+        <w:rPr>
+          <w:rFonts w:ascii="Arial" w:hAnsi="Arial"/>
+          <w:b w:val="false"/>
+          <w:bCs w:val="false"/>
+          <w:sz w:val="22"/>
+          <w:szCs w:val="22"/>
+        </w:rPr>
+        <w:t>See the “Equilibrium expected amounts” code. This code can solve equations for 1 or 2 equilibrium reactions, using the fsolve() function. What fsolve() is doing is trying to find the roots of an equation (the points when the equation is equal to 0). It’s best to try and read through the code to understand what it’s doing, but e.g. for the reaction N</w:t>
+      </w:r>
+      <w:r>
+        <w:rPr>
+          <w:rFonts w:ascii="Arial" w:hAnsi="Arial"/>
+          <w:b w:val="false"/>
+          <w:bCs w:val="false"/>
+          <w:sz w:val="22"/>
+          <w:szCs w:val="22"/>
+          <w:vertAlign w:val="subscript"/>
+        </w:rPr>
+        <w:t>2</w:t>
+      </w:r>
+      <w:r>
+        <w:rPr>
+          <w:rFonts w:ascii="Arial" w:hAnsi="Arial"/>
+          <w:b w:val="false"/>
+          <w:bCs w:val="false"/>
+          <w:position w:val="0"/>
+          <w:sz w:val="22"/>
+          <w:szCs w:val="22"/>
+          <w:vertAlign w:val="baseline"/>
+        </w:rPr>
+        <w:t xml:space="preserve"> + O</w:t>
+      </w:r>
+      <w:r>
+        <w:rPr>
+          <w:rFonts w:ascii="Arial" w:hAnsi="Arial"/>
+          <w:b w:val="false"/>
+          <w:bCs w:val="false"/>
+          <w:sz w:val="22"/>
+          <w:szCs w:val="22"/>
+          <w:vertAlign w:val="subscript"/>
+        </w:rPr>
+        <w:t>2</w:t>
+      </w:r>
+      <w:r>
+        <w:rPr>
+          <w:rFonts w:ascii="Arial" w:hAnsi="Arial"/>
+          <w:b w:val="false"/>
+          <w:bCs w:val="false"/>
+          <w:position w:val="0"/>
+          <w:sz w:val="22"/>
+          <w:szCs w:val="22"/>
+          <w:vertAlign w:val="baseline"/>
+        </w:rPr>
+        <w:t xml:space="preserve"> → 2NO,</w:t>
+      </w:r>
+      <w:r>
+        <w:rPr>
+          <w:rFonts w:ascii="Arial" w:hAnsi="Arial"/>
+          <w:b w:val="false"/>
+          <w:bCs w:val="false"/>
+          <w:sz w:val="22"/>
+          <w:szCs w:val="22"/>
+        </w:rPr>
+        <w:t xml:space="preserve"> it takes </w:t>
+      </w:r>
+    </w:p>
+    <w:tbl>
+      <w:tblPr>
+        <w:tblW w:w="5000" w:type="pct"/>
+        <w:jc w:val="start"/>
+        <w:tblInd w:w="0" w:type="dxa"/>
+        <w:tblLayout w:type="fixed"/>
+        <w:tblCellMar>
+          <w:top w:w="55" w:type="dxa"/>
+          <w:start w:w="55" w:type="dxa"/>
+          <w:bottom w:w="55" w:type="dxa"/>
+          <w:end w:w="55" w:type="dxa"/>
+        </w:tblCellMar>
+      </w:tblPr>
+      <w:tblGrid>
+        <w:gridCol w:w="8022"/>
+        <w:gridCol w:w="1004"/>
+      </w:tblGrid>
+      <w:tr>
+        <w:trPr>
+          <w:tblHeader w:val="true"/>
+        </w:trPr>
+        <w:tc>
+          <w:tcPr>
+            <w:tcW w:w="8022" w:type="dxa"/>
+            <w:tcBorders/>
+            <w:vAlign w:val="center"/>
+          </w:tcPr>
+          <w:p>
+            <w:pPr>
+              <w:pStyle w:val="TableContents"/>
+              <w:jc w:val="center"/>
+              <w:rPr/>
+            </w:pPr>
+            <w:r>
+              <w:rPr/>
+            </w:r>
+            <m:oMath xmlns:m="http://schemas.openxmlformats.org/officeDocument/2006/math">
+              <m:f>
+                <m:num>
+                  <m:sSup>
+                    <m:e>
+                      <m:d>
+                        <m:dPr>
+                          <m:begChr m:val="["/>
+                          <m:endChr m:val="]"/>
+                        </m:dPr>
+                        <m:e>
+                          <m:r>
+                            <m:t xml:space="preserve">NO</m:t>
+                          </m:r>
+                        </m:e>
+                      </m:d>
+                    </m:e>
+                    <m:sup>
+                      <m:r>
+                        <m:t xml:space="preserve">2</m:t>
+                      </m:r>
+                    </m:sup>
+                  </m:sSup>
+                </m:num>
+                <m:den>
+                  <m:d>
+                    <m:dPr>
+                      <m:begChr m:val="["/>
+                      <m:endChr m:val="]"/>
+                    </m:dPr>
+                    <m:e>
+                      <m:sSub>
+                        <m:e>
+                          <m:r>
+                            <m:t xml:space="preserve">N</m:t>
+                          </m:r>
+                        </m:e>
+                        <m:sub>
+                          <m:r>
+                            <m:t xml:space="preserve">2</m:t>
+                          </m:r>
+                        </m:sub>
+                      </m:sSub>
+                    </m:e>
+                  </m:d>
+                  <m:d>
+                    <m:dPr>
+                      <m:begChr m:val="["/>
+                      <m:endChr m:val="]"/>
+                    </m:dPr>
+                    <m:e>
+                      <m:sSub>
+                        <m:e>
+                          <m:r>
+                            <m:t xml:space="preserve">O</m:t>
+                          </m:r>
+                        </m:e>
+                        <m:sub>
+                          <m:r>
+                            <m:t xml:space="preserve">2</m:t>
+                          </m:r>
+                        </m:sub>
+                      </m:sSub>
+                    </m:e>
+                  </m:d>
+                </m:den>
+              </m:f>
+              <m:r>
+                <m:t xml:space="preserve">−</m:t>
+              </m:r>
+              <m:sSub>
+                <m:e>
+                  <m:r>
+                    <m:t xml:space="preserve">K</m:t>
+                  </m:r>
+                </m:e>
+                <m:sub>
+                  <m:r>
+                    <m:t xml:space="preserve">actual</m:t>
+                  </m:r>
+                </m:sub>
+              </m:sSub>
+            </m:oMath>
+            <w:r>
+              <w:rPr/>
+              <w:t xml:space="preserve"> </w:t>
+            </w:r>
+          </w:p>
+        </w:tc>
+        <w:tc>
+          <w:tcPr>
+            <w:tcW w:w="1004" w:type="dxa"/>
+            <w:tcBorders/>
+            <w:vAlign w:val="center"/>
+          </w:tcPr>
+          <w:p>
+            <w:pPr>
+              <w:pStyle w:val="TableContents"/>
+              <w:rPr/>
+            </w:pPr>
+            <w:r>
+              <w:rPr/>
+            </w:r>
+          </w:p>
+        </w:tc>
+      </w:tr>
+    </w:tbl>
+    <w:p>
+      <w:pPr>
+        <w:pStyle w:val="Normal"/>
+        <w:spacing w:before="0" w:after="160"/>
+        <w:rPr>
+          <w:rFonts w:ascii="Arial" w:hAnsi="Arial"/>
+          <w:position w:val="0"/>
+          <w:sz w:val="22"/>
+          <w:szCs w:val="22"/>
+          <w:vertAlign w:val="baseline"/>
+        </w:rPr>
+      </w:pPr>
+      <w:r>
+        <w:rPr>
+          <w:rFonts w:ascii="Arial" w:hAnsi="Arial"/>
+          <w:sz w:val="22"/>
+          <w:szCs w:val="22"/>
+        </w:rPr>
+        <w:t>and tries to make this equal to 0.</w:t>
+      </w:r>
+      <w:r>
+        <w:rPr>
+          <w:rFonts w:ascii="Arial" w:hAnsi="Arial"/>
+          <w:position w:val="0"/>
+          <w:sz w:val="22"/>
+          <w:szCs w:val="22"/>
+          <w:vertAlign w:val="baseline"/>
+        </w:rPr>
+        <w:t xml:space="preserve"> It does this by taking the initial values of [NO], [N</w:t>
+      </w:r>
+      <w:r>
+        <w:rPr>
+          <w:rFonts w:ascii="Arial" w:hAnsi="Arial"/>
+          <w:sz w:val="22"/>
+          <w:szCs w:val="22"/>
+          <w:vertAlign w:val="subscript"/>
+        </w:rPr>
+        <w:t>2</w:t>
+      </w:r>
+      <w:r>
+        <w:rPr>
+          <w:rFonts w:ascii="Arial" w:hAnsi="Arial"/>
+          <w:position w:val="0"/>
+          <w:sz w:val="22"/>
+          <w:szCs w:val="22"/>
+          <w:vertAlign w:val="baseline"/>
+        </w:rPr>
+        <w:t>] and [O</w:t>
+      </w:r>
+      <w:r>
+        <w:rPr>
+          <w:rFonts w:ascii="Arial" w:hAnsi="Arial"/>
+          <w:sz w:val="22"/>
+          <w:szCs w:val="22"/>
+          <w:vertAlign w:val="subscript"/>
+        </w:rPr>
+        <w:t>2</w:t>
+      </w:r>
+      <w:r>
+        <w:rPr>
+          <w:rFonts w:ascii="Arial" w:hAnsi="Arial"/>
+          <w:position w:val="0"/>
+          <w:sz w:val="22"/>
+          <w:szCs w:val="22"/>
+          <w:vertAlign w:val="baseline"/>
+        </w:rPr>
+        <w:t>] and adjusts these until equation (1) is equal to 0; this implies that [NO], [N</w:t>
+      </w:r>
+      <w:r>
+        <w:rPr>
+          <w:rFonts w:ascii="Arial" w:hAnsi="Arial"/>
+          <w:sz w:val="22"/>
+          <w:szCs w:val="22"/>
+          <w:vertAlign w:val="subscript"/>
+        </w:rPr>
+        <w:t>2</w:t>
+      </w:r>
+      <w:r>
+        <w:rPr>
+          <w:rFonts w:ascii="Arial" w:hAnsi="Arial"/>
+          <w:position w:val="0"/>
+          <w:sz w:val="22"/>
+          <w:szCs w:val="22"/>
+          <w:vertAlign w:val="baseline"/>
+        </w:rPr>
+        <w:t>] and [O</w:t>
+      </w:r>
+      <w:r>
+        <w:rPr>
+          <w:rFonts w:ascii="Arial" w:hAnsi="Arial"/>
+          <w:sz w:val="22"/>
+          <w:szCs w:val="22"/>
+          <w:vertAlign w:val="subscript"/>
+        </w:rPr>
+        <w:t>2</w:t>
+      </w:r>
+      <w:r>
+        <w:rPr>
+          <w:rFonts w:ascii="Arial" w:hAnsi="Arial"/>
+          <w:position w:val="0"/>
+          <w:sz w:val="22"/>
+          <w:szCs w:val="22"/>
+          <w:vertAlign w:val="baseline"/>
+        </w:rPr>
+        <w:t>] are at the amounts needed to make [NO]</w:t>
+      </w:r>
+      <w:r>
+        <w:rPr>
+          <w:rFonts w:ascii="Arial" w:hAnsi="Arial"/>
+          <w:sz w:val="22"/>
+          <w:szCs w:val="22"/>
+          <w:vertAlign w:val="superscript"/>
+        </w:rPr>
+        <w:t>2</w:t>
+      </w:r>
+      <w:r>
+        <w:rPr>
+          <w:rFonts w:ascii="Arial" w:hAnsi="Arial"/>
+          <w:position w:val="0"/>
+          <w:sz w:val="22"/>
+          <w:szCs w:val="22"/>
+          <w:vertAlign w:val="baseline"/>
+        </w:rPr>
+        <w:t>/[N</w:t>
+      </w:r>
+      <w:r>
+        <w:rPr>
+          <w:rFonts w:ascii="Arial" w:hAnsi="Arial"/>
+          <w:sz w:val="22"/>
+          <w:szCs w:val="22"/>
+          <w:vertAlign w:val="subscript"/>
+        </w:rPr>
+        <w:t>2</w:t>
+      </w:r>
+      <w:r>
+        <w:rPr>
+          <w:rFonts w:ascii="Arial" w:hAnsi="Arial"/>
+          <w:position w:val="0"/>
+          <w:sz w:val="22"/>
+          <w:szCs w:val="22"/>
+          <w:vertAlign w:val="baseline"/>
+        </w:rPr>
+        <w:t>][O</w:t>
+      </w:r>
+      <w:r>
+        <w:rPr>
+          <w:rFonts w:ascii="Arial" w:hAnsi="Arial"/>
+          <w:sz w:val="22"/>
+          <w:szCs w:val="22"/>
+          <w:vertAlign w:val="subscript"/>
+        </w:rPr>
+        <w:t>2</w:t>
+      </w:r>
+      <w:r>
+        <w:rPr>
+          <w:rFonts w:ascii="Arial" w:hAnsi="Arial"/>
+          <w:position w:val="0"/>
+          <w:sz w:val="22"/>
+          <w:szCs w:val="22"/>
+          <w:vertAlign w:val="baseline"/>
+        </w:rPr>
+        <w:t>] equal to K</w:t>
+      </w:r>
+      <w:r>
+        <w:rPr>
+          <w:rFonts w:ascii="Arial" w:hAnsi="Arial"/>
+          <w:sz w:val="22"/>
+          <w:szCs w:val="22"/>
+          <w:vertAlign w:val="subscript"/>
+        </w:rPr>
+        <w:t>actual</w:t>
+      </w:r>
+      <w:r>
+        <w:rPr>
+          <w:rFonts w:ascii="Arial" w:hAnsi="Arial"/>
+          <w:position w:val="0"/>
+          <w:sz w:val="22"/>
+          <w:szCs w:val="22"/>
+          <w:vertAlign w:val="baseline"/>
+        </w:rPr>
+        <w:t>, and hence these are the equilibrium values.</w:t>
+      </w:r>
+    </w:p>
+    <w:p>
+      <w:pPr>
+        <w:pStyle w:val="Normal"/>
+        <w:spacing w:before="0" w:after="160"/>
+        <w:rPr>
+          <w:rFonts w:ascii="Arial" w:hAnsi="Arial"/>
+          <w:sz w:val="22"/>
+          <w:szCs w:val="22"/>
+        </w:rPr>
+      </w:pPr>
+      <w:r>
+        <w:rPr>
+          <w:rFonts w:ascii="Arial" w:hAnsi="Arial"/>
+          <w:position w:val="0"/>
+          <w:sz w:val="22"/>
+          <w:szCs w:val="22"/>
+          <w:vertAlign w:val="baseline"/>
+        </w:rPr>
+        <w:t>For this code, the equations are defined at the top (these just take reactants and products, rather than particular species), followed by the solving functions, followed by the variable definitions, function calls and prints. Please read through each line, to understand what the code is doing – it may be useful to print out variables such as initialAmounts, and to bear in mind the functions at the top of the code.</w:t>
       </w:r>
     </w:p>
     <w:sectPr>
@@ -1888,6 +2579,13 @@
       <w:color w:val="666666"/>
     </w:rPr>
   </w:style>
+  <w:style w:type="character" w:styleId="FollowedHyperlink">
+    <w:name w:val="FollowedHyperlink"/>
+    <w:rPr>
+      <w:color w:val="800000"/>
+      <w:u w:val="single"/>
+    </w:rPr>
+  </w:style>
   <w:style w:type="paragraph" w:styleId="Heading">
     <w:name w:val="Heading"/>
     <w:basedOn w:val="Normal"/>
@@ -2047,6 +2745,26 @@
       <w:suppressAutoHyphens w:val="true"/>
       <w:bidi w:val="0"/>
       <w:spacing w:lineRule="auto" w:line="240" w:before="0" w:after="0"/>
+      <w:jc w:val="start"/>
+    </w:pPr>
+    <w:rPr>
+      <w:rFonts w:ascii="Aptos" w:hAnsi="Aptos" w:eastAsia="Aptos" w:cs="" w:asciiTheme="minorHAnsi" w:cstheme="minorBidi" w:eastAsiaTheme="minorHAnsi" w:hAnsiTheme="minorHAnsi"/>
+      <w:color w:val="auto"/>
+      <w:kern w:val="2"/>
+      <w:sz w:val="24"/>
+      <w:szCs w:val="24"/>
+      <w:lang w:val="en-GB" w:eastAsia="en-US" w:bidi="ar-SA"/>
+      <w14:ligatures w14:val="standardContextual"/>
+    </w:rPr>
+  </w:style>
+  <w:style w:type="paragraph" w:styleId="TableContents">
+    <w:name w:val="Table Contents"/>
+    <w:qFormat/>
+    <w:pPr>
+      <w:widowControl/>
+      <w:suppressAutoHyphens w:val="true"/>
+      <w:bidi w:val="0"/>
+      <w:spacing w:before="0" w:after="0"/>
       <w:jc w:val="start"/>
     </w:pPr>
     <w:rPr>
